--- a/PROPOSAL/C00297178_Caoimhe_OBrien_FYP_Project_Proposal.docx
+++ b/PROPOSAL/C00297178_Caoimhe_OBrien_FYP_Project_Proposal.docx
@@ -1,6 +1,6 @@
 
 <file path=word/document.xml><?xml version="1.0" encoding="utf-8"?>
-<w:document xmlns:wpc="http://schemas.microsoft.com/office/word/2010/wordprocessingCanvas" xmlns:cx="http://schemas.microsoft.com/office/drawing/2014/chartex" xmlns:cx1="http://schemas.microsoft.com/office/drawing/2015/9/8/chartex" xmlns:cx2="http://schemas.microsoft.com/office/drawing/2015/10/21/chartex" xmlns:cx3="http://schemas.microsoft.com/office/drawing/2016/5/9/chartex" xmlns:cx4="http://schemas.microsoft.com/office/drawing/2016/5/10/chartex" xmlns:cx5="http://schemas.microsoft.com/office/drawing/2016/5/11/chartex" xmlns:cx6="http://schemas.microsoft.com/office/drawing/2016/5/12/chartex" xmlns:cx7="http://schemas.microsoft.com/office/drawing/2016/5/13/chartex" xmlns:cx8="http://schemas.microsoft.com/office/drawing/2016/5/14/chartex" xmlns:mc="http://schemas.openxmlformats.org/markup-compatibility/2006" xmlns:aink="http://schemas.microsoft.com/office/drawing/2016/ink" xmlns:am3d="http://schemas.microsoft.com/office/drawing/2017/model3d" xmlns:o="urn:schemas-microsoft-com:office:office" xmlns:oel="http://schemas.microsoft.com/office/2019/extlst" xmlns:r="http://schemas.openxmlformats.org/officeDocument/2006/relationships" xmlns:m="http://schemas.openxmlformats.org/officeDocument/2006/math" xmlns:v="urn:schemas-microsoft-com:vml" xmlns:wp14="http://schemas.microsoft.com/office/word/2010/wordprocessingDrawing" xmlns:wp="http://schemas.openxmlformats.org/drawingml/2006/wordprocessingDrawing" xmlns:w10="urn:schemas-microsoft-com:office:word" xmlns:w="http://schemas.openxmlformats.org/wordprocessingml/2006/main" xmlns:w14="http://schemas.microsoft.com/office/word/2010/wordml" xmlns:w15="http://schemas.microsoft.com/office/word/2012/wordml" xmlns:w16cex="http://schemas.microsoft.com/office/word/2018/wordml/cex" xmlns:w16cid="http://schemas.microsoft.com/office/word/2016/wordml/cid" xmlns:w16="http://schemas.microsoft.com/office/word/2018/wordml" xmlns:w16du="http://schemas.microsoft.com/office/word/2023/wordml/word16du" xmlns:w16sdtdh="http://schemas.microsoft.com/office/word/2020/wordml/sdtdatahash" xmlns:w16sdtfl="http://schemas.microsoft.com/office/word/2024/wordml/sdtformatlock" xmlns:w16se="http://schemas.microsoft.com/office/word/2015/wordml/symex" xmlns:wpg="http://schemas.microsoft.com/office/word/2010/wordprocessingGroup" xmlns:wpi="http://schemas.microsoft.com/office/word/2010/wordprocessingInk" xmlns:wne="http://schemas.microsoft.com/office/word/2006/wordml" xmlns:wps="http://schemas.microsoft.com/office/word/2010/wordprocessingShape" mc:Ignorable="w14 w15 w16se w16cid w16 w16cex w16sdtdh w16sdtfl w16du wp14">
+<w:document xmlns:wpc="http://schemas.microsoft.com/office/word/2010/wordprocessingCanvas" xmlns:cx="http://schemas.microsoft.com/office/drawing/2014/chartex" xmlns:cx1="http://schemas.microsoft.com/office/drawing/2015/9/8/chartex" xmlns:cx2="http://schemas.microsoft.com/office/drawing/2015/10/21/chartex" xmlns:cx3="http://schemas.microsoft.com/office/drawing/2016/5/9/chartex" xmlns:cx4="http://schemas.microsoft.com/office/drawing/2016/5/10/chartex" xmlns:cx5="http://schemas.microsoft.com/office/drawing/2016/5/11/chartex" xmlns:cx6="http://schemas.microsoft.com/office/drawing/2016/5/12/chartex" xmlns:cx7="http://schemas.microsoft.com/office/drawing/2016/5/13/chartex" xmlns:cx8="http://schemas.microsoft.com/office/drawing/2016/5/14/chartex" xmlns:mc="http://schemas.openxmlformats.org/markup-compatibility/2006" xmlns:aink="http://schemas.microsoft.com/office/drawing/2016/ink" xmlns:am3d="http://schemas.microsoft.com/office/drawing/2017/model3d" xmlns:o="urn:schemas-microsoft-com:office:office" xmlns:oel="http://schemas.microsoft.com/office/2019/extlst" xmlns:r="http://schemas.openxmlformats.org/officeDocument/2006/relationships" xmlns:m="http://schemas.openxmlformats.org/officeDocument/2006/math" xmlns:v="urn:schemas-microsoft-com:vml" xmlns:wp14="http://schemas.microsoft.com/office/word/2010/wordprocessingDrawing" xmlns:wp="http://schemas.openxmlformats.org/drawingml/2006/wordprocessingDrawing" xmlns:w10="urn:schemas-microsoft-com:office:word" xmlns:w="http://schemas.openxmlformats.org/wordprocessingml/2006/main" xmlns:w14="http://schemas.microsoft.com/office/word/2010/wordml" xmlns:w15="http://schemas.microsoft.com/office/word/2012/wordml" xmlns:w16cex="http://schemas.microsoft.com/office/word/2018/wordml/cex" xmlns:w16cid="http://schemas.microsoft.com/office/word/2016/wordml/cid" xmlns:w16="http://schemas.microsoft.com/office/word/2018/wordml" xmlns:w16sdtdh="http://schemas.microsoft.com/office/word/2020/wordml/sdtdatahash" xmlns:w16se="http://schemas.microsoft.com/office/word/2015/wordml/symex" xmlns:wpg="http://schemas.microsoft.com/office/word/2010/wordprocessingGroup" xmlns:wpi="http://schemas.microsoft.com/office/word/2010/wordprocessingInk" xmlns:wne="http://schemas.microsoft.com/office/word/2006/wordml" xmlns:wps="http://schemas.microsoft.com/office/word/2010/wordprocessingShape" mc:Ignorable="w14 w15 w16se w16cid w16 w16cex w16sdtdh wp14">
   <w:body>
     <w:tbl>
       <w:tblPr>
@@ -181,15 +181,7 @@
               <w:t>and it allows you to code your game in C++</w:t>
             </w:r>
             <w:r>
-              <w:t xml:space="preserve"> or C# rather than using its own scripting language (</w:t>
-            </w:r>
-            <w:proofErr w:type="spellStart"/>
-            <w:r>
-              <w:t>GDScript</w:t>
-            </w:r>
-            <w:proofErr w:type="spellEnd"/>
-            <w:r>
-              <w:t>)</w:t>
+              <w:t xml:space="preserve"> or C# rather than using its own scripting language (GDScript)</w:t>
             </w:r>
             <w:r>
               <w:t xml:space="preserve">. Godot is also optimised on </w:t>
@@ -212,31 +204,7 @@
               <w:t>this interactive experience online</w:t>
             </w:r>
             <w:r>
-              <w:t xml:space="preserve"> through itch.io and have a downloadable package through my portfolio (for windows, </w:t>
-            </w:r>
-            <w:proofErr w:type="spellStart"/>
-            <w:r>
-              <w:t>linux</w:t>
-            </w:r>
-            <w:proofErr w:type="spellEnd"/>
-            <w:r>
-              <w:t xml:space="preserve">, mac, </w:t>
-            </w:r>
-            <w:proofErr w:type="spellStart"/>
-            <w:r>
-              <w:t>apk</w:t>
-            </w:r>
-            <w:proofErr w:type="spellEnd"/>
-            <w:r>
-              <w:t xml:space="preserve"> (</w:t>
-            </w:r>
-            <w:proofErr w:type="spellStart"/>
-            <w:r>
-              <w:t>apk</w:t>
-            </w:r>
-            <w:proofErr w:type="spellEnd"/>
-            <w:r>
-              <w:t>)</w:t>
+              <w:t xml:space="preserve"> through itch.io and have a downloadable package through my portfolio (for windows, linux, mac, apk (apk)</w:t>
             </w:r>
             <w:r>
               <w:t xml:space="preserve"> and .zip (for all others)). </w:t>
@@ -304,15 +272,7 @@
               <w:t xml:space="preserve">in regard to accessibility.  </w:t>
             </w:r>
             <w:r>
-              <w:t xml:space="preserve">It is an important topic in the industry at the </w:t>
-            </w:r>
-            <w:proofErr w:type="gramStart"/>
-            <w:r>
-              <w:t>moment</w:t>
-            </w:r>
-            <w:proofErr w:type="gramEnd"/>
-            <w:r>
-              <w:t xml:space="preserve"> and this interactive experience aims to bridge the gap in understanding as a lot of the </w:t>
+              <w:t xml:space="preserve">It is an important topic in the industry at the moment and this interactive experience aims to bridge the gap in understanding as a lot of the </w:t>
             </w:r>
             <w:bookmarkStart w:id="0" w:name="_Int_TZqnRP76"/>
             <w:r>
@@ -535,7 +495,77 @@
               <w:t>Signed:</w:t>
             </w:r>
           </w:p>
-          <w:p/>
+          <w:p>
+            <w:r>
+              <w:rPr>
+                <w:noProof/>
+              </w:rPr>
+              <mc:AlternateContent>
+                <mc:Choice Requires="wpi">
+                  <w:drawing>
+                    <wp:anchor distT="0" distB="0" distL="114300" distR="114300" simplePos="0" relativeHeight="251670528" behindDoc="0" locked="0" layoutInCell="1" allowOverlap="1" wp14:anchorId="273811CC" wp14:editId="0E1819C8">
+                      <wp:simplePos x="0" y="0"/>
+                      <wp:positionH relativeFrom="column">
+                        <wp:posOffset>443230</wp:posOffset>
+                      </wp:positionH>
+                      <wp:positionV relativeFrom="paragraph">
+                        <wp:posOffset>-323850</wp:posOffset>
+                      </wp:positionV>
+                      <wp:extent cx="2481580" cy="701040"/>
+                      <wp:effectExtent l="38100" t="38100" r="33020" b="22860"/>
+                      <wp:wrapNone/>
+                      <wp:docPr id="16" name="Ink 16"/>
+                      <wp:cNvGraphicFramePr>
+                        <a:graphicFrameLocks xmlns:a="http://schemas.openxmlformats.org/drawingml/2006/main"/>
+                      </wp:cNvGraphicFramePr>
+                      <a:graphic xmlns:a="http://schemas.openxmlformats.org/drawingml/2006/main">
+                        <a:graphicData uri="http://schemas.microsoft.com/office/word/2010/wordprocessingInk">
+                          <w14:contentPart bwMode="auto" r:id="rId12">
+                            <w14:nvContentPartPr>
+                              <w14:cNvContentPartPr>
+                                <a14:cpLocks xmlns:a14="http://schemas.microsoft.com/office/drawing/2010/main" noRot="1"/>
+                              </w14:cNvContentPartPr>
+                            </w14:nvContentPartPr>
+                            <w14:xfrm>
+                              <a:off x="0" y="0"/>
+                              <a:ext cx="2481580" cy="701040"/>
+                            </w14:xfrm>
+                          </w14:contentPart>
+                        </a:graphicData>
+                      </a:graphic>
+                    </wp:anchor>
+                  </w:drawing>
+                </mc:Choice>
+                <mc:Fallback>
+                  <w:pict>
+                    <v:shapetype w14:anchorId="54CBCFE4" id="_x0000_t75" coordsize="21600,21600" o:spt="75" o:preferrelative="t" path="m@4@5l@4@11@9@11@9@5xe" filled="f" stroked="f">
+                      <v:stroke joinstyle="miter"/>
+                      <v:formulas>
+                        <v:f eqn="if lineDrawn pixelLineWidth 0"/>
+                        <v:f eqn="sum @0 1 0"/>
+                        <v:f eqn="sum 0 0 @1"/>
+                        <v:f eqn="prod @2 1 2"/>
+                        <v:f eqn="prod @3 21600 pixelWidth"/>
+                        <v:f eqn="prod @3 21600 pixelHeight"/>
+                        <v:f eqn="sum @0 0 1"/>
+                        <v:f eqn="prod @6 1 2"/>
+                        <v:f eqn="prod @7 21600 pixelWidth"/>
+                        <v:f eqn="sum @8 21600 0"/>
+                        <v:f eqn="prod @7 21600 pixelHeight"/>
+                        <v:f eqn="sum @10 21600 0"/>
+                      </v:formulas>
+                      <v:path o:extrusionok="f" gradientshapeok="t" o:connecttype="rect"/>
+                      <o:lock v:ext="edit" aspectratio="t"/>
+                    </v:shapetype>
+                    <v:shape id="Ink 16" o:spid="_x0000_s1026" type="#_x0000_t75" style="position:absolute;margin-left:34.4pt;margin-top:-26pt;width:196.35pt;height:56.15pt;z-index:251670528;visibility:visible;mso-wrap-style:square;mso-wrap-distance-left:9pt;mso-wrap-distance-top:0;mso-wrap-distance-right:9pt;mso-wrap-distance-bottom:0;mso-position-horizontal:absolute;mso-position-horizontal-relative:text;mso-position-vertical:absolute;mso-position-vertical-relative:text" o:gfxdata="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">
+                      <v:imagedata r:id="rId13" o:title=""/>
+                      <o:lock v:ext="edit" rotation="t" aspectratio="f"/>
+                    </v:shape>
+                  </w:pict>
+                </mc:Fallback>
+              </mc:AlternateContent>
+            </w:r>
+          </w:p>
         </w:tc>
         <w:tc>
           <w:tcPr>
@@ -551,6 +581,9 @@
             <w:r>
               <w:t>Date:</w:t>
             </w:r>
+            <w:r>
+              <w:t xml:space="preserve"> 20/09/2026</w:t>
+            </w:r>
           </w:p>
         </w:tc>
       </w:tr>
@@ -734,10 +767,10 @@
     </w:tbl>
     <w:p/>
     <w:sectPr>
-      <w:headerReference w:type="default" r:id="rId12"/>
-      <w:footerReference w:type="default" r:id="rId13"/>
-      <w:headerReference w:type="first" r:id="rId14"/>
-      <w:footerReference w:type="first" r:id="rId15"/>
+      <w:headerReference w:type="default" r:id="rId14"/>
+      <w:footerReference w:type="default" r:id="rId15"/>
+      <w:headerReference w:type="first" r:id="rId16"/>
+      <w:footerReference w:type="first" r:id="rId17"/>
       <w:pgSz w:w="11906" w:h="16838"/>
       <w:pgMar w:top="1134" w:right="1133" w:bottom="1276" w:left="1134" w:header="708" w:footer="244" w:gutter="0"/>
       <w:cols w:space="720"/>
@@ -749,7 +782,7 @@
 </file>
 
 <file path=word/endnotes.xml><?xml version="1.0" encoding="utf-8"?>
-<w:endnotes xmlns:wpc="http://schemas.microsoft.com/office/word/2010/wordprocessingCanvas" xmlns:cx="http://schemas.microsoft.com/office/drawing/2014/chartex" xmlns:cx1="http://schemas.microsoft.com/office/drawing/2015/9/8/chartex" xmlns:cx2="http://schemas.microsoft.com/office/drawing/2015/10/21/chartex" xmlns:cx3="http://schemas.microsoft.com/office/drawing/2016/5/9/chartex" xmlns:cx4="http://schemas.microsoft.com/office/drawing/2016/5/10/chartex" xmlns:cx5="http://schemas.microsoft.com/office/drawing/2016/5/11/chartex" xmlns:cx6="http://schemas.microsoft.com/office/drawing/2016/5/12/chartex" xmlns:cx7="http://schemas.microsoft.com/office/drawing/2016/5/13/chartex" xmlns:cx8="http://schemas.microsoft.com/office/drawing/2016/5/14/chartex" xmlns:mc="http://schemas.openxmlformats.org/markup-compatibility/2006" xmlns:aink="http://schemas.microsoft.com/office/drawing/2016/ink" xmlns:am3d="http://schemas.microsoft.com/office/drawing/2017/model3d" xmlns:o="urn:schemas-microsoft-com:office:office" xmlns:oel="http://schemas.microsoft.com/office/2019/extlst" xmlns:r="http://schemas.openxmlformats.org/officeDocument/2006/relationships" xmlns:m="http://schemas.openxmlformats.org/officeDocument/2006/math" xmlns:v="urn:schemas-microsoft-com:vml" xmlns:wp14="http://schemas.microsoft.com/office/word/2010/wordprocessingDrawing" xmlns:wp="http://schemas.openxmlformats.org/drawingml/2006/wordprocessingDrawing" xmlns:w10="urn:schemas-microsoft-com:office:word" xmlns:w="http://schemas.openxmlformats.org/wordprocessingml/2006/main" xmlns:w14="http://schemas.microsoft.com/office/word/2010/wordml" xmlns:w15="http://schemas.microsoft.com/office/word/2012/wordml" xmlns:w16cex="http://schemas.microsoft.com/office/word/2018/wordml/cex" xmlns:w16cid="http://schemas.microsoft.com/office/word/2016/wordml/cid" xmlns:w16="http://schemas.microsoft.com/office/word/2018/wordml" xmlns:w16du="http://schemas.microsoft.com/office/word/2023/wordml/word16du" xmlns:w16sdtdh="http://schemas.microsoft.com/office/word/2020/wordml/sdtdatahash" xmlns:w16sdtfl="http://schemas.microsoft.com/office/word/2024/wordml/sdtformatlock" xmlns:w16se="http://schemas.microsoft.com/office/word/2015/wordml/symex" xmlns:wpg="http://schemas.microsoft.com/office/word/2010/wordprocessingGroup" xmlns:wpi="http://schemas.microsoft.com/office/word/2010/wordprocessingInk" xmlns:wne="http://schemas.microsoft.com/office/word/2006/wordml" xmlns:wps="http://schemas.microsoft.com/office/word/2010/wordprocessingShape" mc:Ignorable="w14 w15 w16se w16cid w16 w16cex w16sdtdh w16sdtfl w16du wp14">
+<w:endnotes xmlns:wpc="http://schemas.microsoft.com/office/word/2010/wordprocessingCanvas" xmlns:cx="http://schemas.microsoft.com/office/drawing/2014/chartex" xmlns:cx1="http://schemas.microsoft.com/office/drawing/2015/9/8/chartex" xmlns:cx2="http://schemas.microsoft.com/office/drawing/2015/10/21/chartex" xmlns:cx3="http://schemas.microsoft.com/office/drawing/2016/5/9/chartex" xmlns:cx4="http://schemas.microsoft.com/office/drawing/2016/5/10/chartex" xmlns:cx5="http://schemas.microsoft.com/office/drawing/2016/5/11/chartex" xmlns:cx6="http://schemas.microsoft.com/office/drawing/2016/5/12/chartex" xmlns:cx7="http://schemas.microsoft.com/office/drawing/2016/5/13/chartex" xmlns:cx8="http://schemas.microsoft.com/office/drawing/2016/5/14/chartex" xmlns:mc="http://schemas.openxmlformats.org/markup-compatibility/2006" xmlns:aink="http://schemas.microsoft.com/office/drawing/2016/ink" xmlns:am3d="http://schemas.microsoft.com/office/drawing/2017/model3d" xmlns:o="urn:schemas-microsoft-com:office:office" xmlns:oel="http://schemas.microsoft.com/office/2019/extlst" xmlns:r="http://schemas.openxmlformats.org/officeDocument/2006/relationships" xmlns:m="http://schemas.openxmlformats.org/officeDocument/2006/math" xmlns:v="urn:schemas-microsoft-com:vml" xmlns:wp14="http://schemas.microsoft.com/office/word/2010/wordprocessingDrawing" xmlns:wp="http://schemas.openxmlformats.org/drawingml/2006/wordprocessingDrawing" xmlns:w10="urn:schemas-microsoft-com:office:word" xmlns:w="http://schemas.openxmlformats.org/wordprocessingml/2006/main" xmlns:w14="http://schemas.microsoft.com/office/word/2010/wordml" xmlns:w15="http://schemas.microsoft.com/office/word/2012/wordml" xmlns:w16cex="http://schemas.microsoft.com/office/word/2018/wordml/cex" xmlns:w16cid="http://schemas.microsoft.com/office/word/2016/wordml/cid" xmlns:w16="http://schemas.microsoft.com/office/word/2018/wordml" xmlns:w16sdtdh="http://schemas.microsoft.com/office/word/2020/wordml/sdtdatahash" xmlns:w16se="http://schemas.microsoft.com/office/word/2015/wordml/symex" xmlns:wpg="http://schemas.microsoft.com/office/word/2010/wordprocessingGroup" xmlns:wpi="http://schemas.microsoft.com/office/word/2010/wordprocessingInk" xmlns:wne="http://schemas.microsoft.com/office/word/2006/wordml" xmlns:wps="http://schemas.microsoft.com/office/word/2010/wordprocessingShape" mc:Ignorable="w14 w15 w16se w16cid w16 w16cex w16sdtdh wp14">
   <w:endnote w:type="separator" w:id="-1">
     <w:p>
       <w:r>
@@ -768,7 +801,7 @@
 </file>
 
 <file path=word/footer1.xml><?xml version="1.0" encoding="utf-8"?>
-<w:ftr xmlns:wpc="http://schemas.microsoft.com/office/word/2010/wordprocessingCanvas" xmlns:cx="http://schemas.microsoft.com/office/drawing/2014/chartex" xmlns:cx1="http://schemas.microsoft.com/office/drawing/2015/9/8/chartex" xmlns:cx2="http://schemas.microsoft.com/office/drawing/2015/10/21/chartex" xmlns:cx3="http://schemas.microsoft.com/office/drawing/2016/5/9/chartex" xmlns:cx4="http://schemas.microsoft.com/office/drawing/2016/5/10/chartex" xmlns:cx5="http://schemas.microsoft.com/office/drawing/2016/5/11/chartex" xmlns:cx6="http://schemas.microsoft.com/office/drawing/2016/5/12/chartex" xmlns:cx7="http://schemas.microsoft.com/office/drawing/2016/5/13/chartex" xmlns:cx8="http://schemas.microsoft.com/office/drawing/2016/5/14/chartex" xmlns:mc="http://schemas.openxmlformats.org/markup-compatibility/2006" xmlns:aink="http://schemas.microsoft.com/office/drawing/2016/ink" xmlns:am3d="http://schemas.microsoft.com/office/drawing/2017/model3d" xmlns:o="urn:schemas-microsoft-com:office:office" xmlns:oel="http://schemas.microsoft.com/office/2019/extlst" xmlns:r="http://schemas.openxmlformats.org/officeDocument/2006/relationships" xmlns:m="http://schemas.openxmlformats.org/officeDocument/2006/math" xmlns:v="urn:schemas-microsoft-com:vml" xmlns:wp14="http://schemas.microsoft.com/office/word/2010/wordprocessingDrawing" xmlns:wp="http://schemas.openxmlformats.org/drawingml/2006/wordprocessingDrawing" xmlns:w10="urn:schemas-microsoft-com:office:word" xmlns:w="http://schemas.openxmlformats.org/wordprocessingml/2006/main" xmlns:w14="http://schemas.microsoft.com/office/word/2010/wordml" xmlns:w15="http://schemas.microsoft.com/office/word/2012/wordml" xmlns:w16cex="http://schemas.microsoft.com/office/word/2018/wordml/cex" xmlns:w16cid="http://schemas.microsoft.com/office/word/2016/wordml/cid" xmlns:w16="http://schemas.microsoft.com/office/word/2018/wordml" xmlns:w16du="http://schemas.microsoft.com/office/word/2023/wordml/word16du" xmlns:w16sdtdh="http://schemas.microsoft.com/office/word/2020/wordml/sdtdatahash" xmlns:w16sdtfl="http://schemas.microsoft.com/office/word/2024/wordml/sdtformatlock" xmlns:w16se="http://schemas.microsoft.com/office/word/2015/wordml/symex" xmlns:wpg="http://schemas.microsoft.com/office/word/2010/wordprocessingGroup" xmlns:wpi="http://schemas.microsoft.com/office/word/2010/wordprocessingInk" xmlns:wne="http://schemas.microsoft.com/office/word/2006/wordml" xmlns:wps="http://schemas.microsoft.com/office/word/2010/wordprocessingShape" mc:Ignorable="w14 w15 w16se w16cid w16 w16cex w16sdtdh w16sdtfl w16du wp14">
+<w:ftr xmlns:wpc="http://schemas.microsoft.com/office/word/2010/wordprocessingCanvas" xmlns:cx="http://schemas.microsoft.com/office/drawing/2014/chartex" xmlns:cx1="http://schemas.microsoft.com/office/drawing/2015/9/8/chartex" xmlns:cx2="http://schemas.microsoft.com/office/drawing/2015/10/21/chartex" xmlns:cx3="http://schemas.microsoft.com/office/drawing/2016/5/9/chartex" xmlns:cx4="http://schemas.microsoft.com/office/drawing/2016/5/10/chartex" xmlns:cx5="http://schemas.microsoft.com/office/drawing/2016/5/11/chartex" xmlns:cx6="http://schemas.microsoft.com/office/drawing/2016/5/12/chartex" xmlns:cx7="http://schemas.microsoft.com/office/drawing/2016/5/13/chartex" xmlns:cx8="http://schemas.microsoft.com/office/drawing/2016/5/14/chartex" xmlns:mc="http://schemas.openxmlformats.org/markup-compatibility/2006" xmlns:aink="http://schemas.microsoft.com/office/drawing/2016/ink" xmlns:am3d="http://schemas.microsoft.com/office/drawing/2017/model3d" xmlns:o="urn:schemas-microsoft-com:office:office" xmlns:oel="http://schemas.microsoft.com/office/2019/extlst" xmlns:r="http://schemas.openxmlformats.org/officeDocument/2006/relationships" xmlns:m="http://schemas.openxmlformats.org/officeDocument/2006/math" xmlns:v="urn:schemas-microsoft-com:vml" xmlns:wp14="http://schemas.microsoft.com/office/word/2010/wordprocessingDrawing" xmlns:wp="http://schemas.openxmlformats.org/drawingml/2006/wordprocessingDrawing" xmlns:w10="urn:schemas-microsoft-com:office:word" xmlns:w="http://schemas.openxmlformats.org/wordprocessingml/2006/main" xmlns:w14="http://schemas.microsoft.com/office/word/2010/wordml" xmlns:w15="http://schemas.microsoft.com/office/word/2012/wordml" xmlns:w16cex="http://schemas.microsoft.com/office/word/2018/wordml/cex" xmlns:w16cid="http://schemas.microsoft.com/office/word/2016/wordml/cid" xmlns:w16="http://schemas.microsoft.com/office/word/2018/wordml" xmlns:w16sdtdh="http://schemas.microsoft.com/office/word/2020/wordml/sdtdatahash" xmlns:w16se="http://schemas.microsoft.com/office/word/2015/wordml/symex" xmlns:wpg="http://schemas.microsoft.com/office/word/2010/wordprocessingGroup" xmlns:wpi="http://schemas.microsoft.com/office/word/2010/wordprocessingInk" xmlns:wne="http://schemas.microsoft.com/office/word/2006/wordml" xmlns:wps="http://schemas.microsoft.com/office/word/2010/wordprocessingShape" mc:Ignorable="w14 w15 w16se w16cid w16 w16cex w16sdtdh wp14">
   <w:tbl>
     <w:tblPr>
       <w:tblW w:w="9630" w:type="dxa"/>
@@ -829,7 +862,7 @@
 </file>
 
 <file path=word/footer2.xml><?xml version="1.0" encoding="utf-8"?>
-<w:ftr xmlns:wpc="http://schemas.microsoft.com/office/word/2010/wordprocessingCanvas" xmlns:cx="http://schemas.microsoft.com/office/drawing/2014/chartex" xmlns:cx1="http://schemas.microsoft.com/office/drawing/2015/9/8/chartex" xmlns:cx2="http://schemas.microsoft.com/office/drawing/2015/10/21/chartex" xmlns:cx3="http://schemas.microsoft.com/office/drawing/2016/5/9/chartex" xmlns:cx4="http://schemas.microsoft.com/office/drawing/2016/5/10/chartex" xmlns:cx5="http://schemas.microsoft.com/office/drawing/2016/5/11/chartex" xmlns:cx6="http://schemas.microsoft.com/office/drawing/2016/5/12/chartex" xmlns:cx7="http://schemas.microsoft.com/office/drawing/2016/5/13/chartex" xmlns:cx8="http://schemas.microsoft.com/office/drawing/2016/5/14/chartex" xmlns:mc="http://schemas.openxmlformats.org/markup-compatibility/2006" xmlns:aink="http://schemas.microsoft.com/office/drawing/2016/ink" xmlns:am3d="http://schemas.microsoft.com/office/drawing/2017/model3d" xmlns:o="urn:schemas-microsoft-com:office:office" xmlns:oel="http://schemas.microsoft.com/office/2019/extlst" xmlns:r="http://schemas.openxmlformats.org/officeDocument/2006/relationships" xmlns:m="http://schemas.openxmlformats.org/officeDocument/2006/math" xmlns:v="urn:schemas-microsoft-com:vml" xmlns:wp14="http://schemas.microsoft.com/office/word/2010/wordprocessingDrawing" xmlns:wp="http://schemas.openxmlformats.org/drawingml/2006/wordprocessingDrawing" xmlns:w10="urn:schemas-microsoft-com:office:word" xmlns:w="http://schemas.openxmlformats.org/wordprocessingml/2006/main" xmlns:w14="http://schemas.microsoft.com/office/word/2010/wordml" xmlns:w15="http://schemas.microsoft.com/office/word/2012/wordml" xmlns:w16cex="http://schemas.microsoft.com/office/word/2018/wordml/cex" xmlns:w16cid="http://schemas.microsoft.com/office/word/2016/wordml/cid" xmlns:w16="http://schemas.microsoft.com/office/word/2018/wordml" xmlns:w16du="http://schemas.microsoft.com/office/word/2023/wordml/word16du" xmlns:w16sdtdh="http://schemas.microsoft.com/office/word/2020/wordml/sdtdatahash" xmlns:w16sdtfl="http://schemas.microsoft.com/office/word/2024/wordml/sdtformatlock" xmlns:w16se="http://schemas.microsoft.com/office/word/2015/wordml/symex" xmlns:wpg="http://schemas.microsoft.com/office/word/2010/wordprocessingGroup" xmlns:wpi="http://schemas.microsoft.com/office/word/2010/wordprocessingInk" xmlns:wne="http://schemas.microsoft.com/office/word/2006/wordml" xmlns:wps="http://schemas.microsoft.com/office/word/2010/wordprocessingShape" mc:Ignorable="w14 w15 w16se w16cid w16 w16cex w16sdtdh w16sdtfl w16du wp14">
+<w:ftr xmlns:wpc="http://schemas.microsoft.com/office/word/2010/wordprocessingCanvas" xmlns:cx="http://schemas.microsoft.com/office/drawing/2014/chartex" xmlns:cx1="http://schemas.microsoft.com/office/drawing/2015/9/8/chartex" xmlns:cx2="http://schemas.microsoft.com/office/drawing/2015/10/21/chartex" xmlns:cx3="http://schemas.microsoft.com/office/drawing/2016/5/9/chartex" xmlns:cx4="http://schemas.microsoft.com/office/drawing/2016/5/10/chartex" xmlns:cx5="http://schemas.microsoft.com/office/drawing/2016/5/11/chartex" xmlns:cx6="http://schemas.microsoft.com/office/drawing/2016/5/12/chartex" xmlns:cx7="http://schemas.microsoft.com/office/drawing/2016/5/13/chartex" xmlns:cx8="http://schemas.microsoft.com/office/drawing/2016/5/14/chartex" xmlns:mc="http://schemas.openxmlformats.org/markup-compatibility/2006" xmlns:aink="http://schemas.microsoft.com/office/drawing/2016/ink" xmlns:am3d="http://schemas.microsoft.com/office/drawing/2017/model3d" xmlns:o="urn:schemas-microsoft-com:office:office" xmlns:oel="http://schemas.microsoft.com/office/2019/extlst" xmlns:r="http://schemas.openxmlformats.org/officeDocument/2006/relationships" xmlns:m="http://schemas.openxmlformats.org/officeDocument/2006/math" xmlns:v="urn:schemas-microsoft-com:vml" xmlns:wp14="http://schemas.microsoft.com/office/word/2010/wordprocessingDrawing" xmlns:wp="http://schemas.openxmlformats.org/drawingml/2006/wordprocessingDrawing" xmlns:w10="urn:schemas-microsoft-com:office:word" xmlns:w="http://schemas.openxmlformats.org/wordprocessingml/2006/main" xmlns:w14="http://schemas.microsoft.com/office/word/2010/wordml" xmlns:w15="http://schemas.microsoft.com/office/word/2012/wordml" xmlns:w16cex="http://schemas.microsoft.com/office/word/2018/wordml/cex" xmlns:w16cid="http://schemas.microsoft.com/office/word/2016/wordml/cid" xmlns:w16="http://schemas.microsoft.com/office/word/2018/wordml" xmlns:w16sdtdh="http://schemas.microsoft.com/office/word/2020/wordml/sdtdatahash" xmlns:w16se="http://schemas.microsoft.com/office/word/2015/wordml/symex" xmlns:wpg="http://schemas.microsoft.com/office/word/2010/wordprocessingGroup" xmlns:wpi="http://schemas.microsoft.com/office/word/2010/wordprocessingInk" xmlns:wne="http://schemas.microsoft.com/office/word/2006/wordml" xmlns:wps="http://schemas.microsoft.com/office/word/2010/wordprocessingShape" mc:Ignorable="w14 w15 w16se w16cid w16 w16cex w16sdtdh wp14">
   <w:tbl>
     <w:tblPr>
       <w:tblW w:w="9630" w:type="dxa"/>
@@ -890,7 +923,7 @@
 </file>
 
 <file path=word/footnotes.xml><?xml version="1.0" encoding="utf-8"?>
-<w:footnotes xmlns:wpc="http://schemas.microsoft.com/office/word/2010/wordprocessingCanvas" xmlns:cx="http://schemas.microsoft.com/office/drawing/2014/chartex" xmlns:cx1="http://schemas.microsoft.com/office/drawing/2015/9/8/chartex" xmlns:cx2="http://schemas.microsoft.com/office/drawing/2015/10/21/chartex" xmlns:cx3="http://schemas.microsoft.com/office/drawing/2016/5/9/chartex" xmlns:cx4="http://schemas.microsoft.com/office/drawing/2016/5/10/chartex" xmlns:cx5="http://schemas.microsoft.com/office/drawing/2016/5/11/chartex" xmlns:cx6="http://schemas.microsoft.com/office/drawing/2016/5/12/chartex" xmlns:cx7="http://schemas.microsoft.com/office/drawing/2016/5/13/chartex" xmlns:cx8="http://schemas.microsoft.com/office/drawing/2016/5/14/chartex" xmlns:mc="http://schemas.openxmlformats.org/markup-compatibility/2006" xmlns:aink="http://schemas.microsoft.com/office/drawing/2016/ink" xmlns:am3d="http://schemas.microsoft.com/office/drawing/2017/model3d" xmlns:o="urn:schemas-microsoft-com:office:office" xmlns:oel="http://schemas.microsoft.com/office/2019/extlst" xmlns:r="http://schemas.openxmlformats.org/officeDocument/2006/relationships" xmlns:m="http://schemas.openxmlformats.org/officeDocument/2006/math" xmlns:v="urn:schemas-microsoft-com:vml" xmlns:wp14="http://schemas.microsoft.com/office/word/2010/wordprocessingDrawing" xmlns:wp="http://schemas.openxmlformats.org/drawingml/2006/wordprocessingDrawing" xmlns:w10="urn:schemas-microsoft-com:office:word" xmlns:w="http://schemas.openxmlformats.org/wordprocessingml/2006/main" xmlns:w14="http://schemas.microsoft.com/office/word/2010/wordml" xmlns:w15="http://schemas.microsoft.com/office/word/2012/wordml" xmlns:w16cex="http://schemas.microsoft.com/office/word/2018/wordml/cex" xmlns:w16cid="http://schemas.microsoft.com/office/word/2016/wordml/cid" xmlns:w16="http://schemas.microsoft.com/office/word/2018/wordml" xmlns:w16du="http://schemas.microsoft.com/office/word/2023/wordml/word16du" xmlns:w16sdtdh="http://schemas.microsoft.com/office/word/2020/wordml/sdtdatahash" xmlns:w16sdtfl="http://schemas.microsoft.com/office/word/2024/wordml/sdtformatlock" xmlns:w16se="http://schemas.microsoft.com/office/word/2015/wordml/symex" xmlns:wpg="http://schemas.microsoft.com/office/word/2010/wordprocessingGroup" xmlns:wpi="http://schemas.microsoft.com/office/word/2010/wordprocessingInk" xmlns:wne="http://schemas.microsoft.com/office/word/2006/wordml" xmlns:wps="http://schemas.microsoft.com/office/word/2010/wordprocessingShape" mc:Ignorable="w14 w15 w16se w16cid w16 w16cex w16sdtdh w16sdtfl w16du wp14">
+<w:footnotes xmlns:wpc="http://schemas.microsoft.com/office/word/2010/wordprocessingCanvas" xmlns:cx="http://schemas.microsoft.com/office/drawing/2014/chartex" xmlns:cx1="http://schemas.microsoft.com/office/drawing/2015/9/8/chartex" xmlns:cx2="http://schemas.microsoft.com/office/drawing/2015/10/21/chartex" xmlns:cx3="http://schemas.microsoft.com/office/drawing/2016/5/9/chartex" xmlns:cx4="http://schemas.microsoft.com/office/drawing/2016/5/10/chartex" xmlns:cx5="http://schemas.microsoft.com/office/drawing/2016/5/11/chartex" xmlns:cx6="http://schemas.microsoft.com/office/drawing/2016/5/12/chartex" xmlns:cx7="http://schemas.microsoft.com/office/drawing/2016/5/13/chartex" xmlns:cx8="http://schemas.microsoft.com/office/drawing/2016/5/14/chartex" xmlns:mc="http://schemas.openxmlformats.org/markup-compatibility/2006" xmlns:aink="http://schemas.microsoft.com/office/drawing/2016/ink" xmlns:am3d="http://schemas.microsoft.com/office/drawing/2017/model3d" xmlns:o="urn:schemas-microsoft-com:office:office" xmlns:oel="http://schemas.microsoft.com/office/2019/extlst" xmlns:r="http://schemas.openxmlformats.org/officeDocument/2006/relationships" xmlns:m="http://schemas.openxmlformats.org/officeDocument/2006/math" xmlns:v="urn:schemas-microsoft-com:vml" xmlns:wp14="http://schemas.microsoft.com/office/word/2010/wordprocessingDrawing" xmlns:wp="http://schemas.openxmlformats.org/drawingml/2006/wordprocessingDrawing" xmlns:w10="urn:schemas-microsoft-com:office:word" xmlns:w="http://schemas.openxmlformats.org/wordprocessingml/2006/main" xmlns:w14="http://schemas.microsoft.com/office/word/2010/wordml" xmlns:w15="http://schemas.microsoft.com/office/word/2012/wordml" xmlns:w16cex="http://schemas.microsoft.com/office/word/2018/wordml/cex" xmlns:w16cid="http://schemas.microsoft.com/office/word/2016/wordml/cid" xmlns:w16="http://schemas.microsoft.com/office/word/2018/wordml" xmlns:w16sdtdh="http://schemas.microsoft.com/office/word/2020/wordml/sdtdatahash" xmlns:w16se="http://schemas.microsoft.com/office/word/2015/wordml/symex" xmlns:wpg="http://schemas.microsoft.com/office/word/2010/wordprocessingGroup" xmlns:wpi="http://schemas.microsoft.com/office/word/2010/wordprocessingInk" xmlns:wne="http://schemas.microsoft.com/office/word/2006/wordml" xmlns:wps="http://schemas.microsoft.com/office/word/2010/wordprocessingShape" mc:Ignorable="w14 w15 w16se w16cid w16 w16cex w16sdtdh wp14">
   <w:footnote w:type="separator" w:id="-1">
     <w:p>
       <w:r>
@@ -909,7 +942,7 @@
 </file>
 
 <file path=word/header1.xml><?xml version="1.0" encoding="utf-8"?>
-<w:hdr xmlns:wpc="http://schemas.microsoft.com/office/word/2010/wordprocessingCanvas" xmlns:cx="http://schemas.microsoft.com/office/drawing/2014/chartex" xmlns:cx1="http://schemas.microsoft.com/office/drawing/2015/9/8/chartex" xmlns:cx2="http://schemas.microsoft.com/office/drawing/2015/10/21/chartex" xmlns:cx3="http://schemas.microsoft.com/office/drawing/2016/5/9/chartex" xmlns:cx4="http://schemas.microsoft.com/office/drawing/2016/5/10/chartex" xmlns:cx5="http://schemas.microsoft.com/office/drawing/2016/5/11/chartex" xmlns:cx6="http://schemas.microsoft.com/office/drawing/2016/5/12/chartex" xmlns:cx7="http://schemas.microsoft.com/office/drawing/2016/5/13/chartex" xmlns:cx8="http://schemas.microsoft.com/office/drawing/2016/5/14/chartex" xmlns:mc="http://schemas.openxmlformats.org/markup-compatibility/2006" xmlns:aink="http://schemas.microsoft.com/office/drawing/2016/ink" xmlns:am3d="http://schemas.microsoft.com/office/drawing/2017/model3d" xmlns:o="urn:schemas-microsoft-com:office:office" xmlns:oel="http://schemas.microsoft.com/office/2019/extlst" xmlns:r="http://schemas.openxmlformats.org/officeDocument/2006/relationships" xmlns:m="http://schemas.openxmlformats.org/officeDocument/2006/math" xmlns:v="urn:schemas-microsoft-com:vml" xmlns:wp14="http://schemas.microsoft.com/office/word/2010/wordprocessingDrawing" xmlns:wp="http://schemas.openxmlformats.org/drawingml/2006/wordprocessingDrawing" xmlns:w10="urn:schemas-microsoft-com:office:word" xmlns:w="http://schemas.openxmlformats.org/wordprocessingml/2006/main" xmlns:w14="http://schemas.microsoft.com/office/word/2010/wordml" xmlns:w15="http://schemas.microsoft.com/office/word/2012/wordml" xmlns:w16cex="http://schemas.microsoft.com/office/word/2018/wordml/cex" xmlns:w16cid="http://schemas.microsoft.com/office/word/2016/wordml/cid" xmlns:w16="http://schemas.microsoft.com/office/word/2018/wordml" xmlns:w16du="http://schemas.microsoft.com/office/word/2023/wordml/word16du" xmlns:w16sdtdh="http://schemas.microsoft.com/office/word/2020/wordml/sdtdatahash" xmlns:w16sdtfl="http://schemas.microsoft.com/office/word/2024/wordml/sdtformatlock" xmlns:w16se="http://schemas.microsoft.com/office/word/2015/wordml/symex" xmlns:wpg="http://schemas.microsoft.com/office/word/2010/wordprocessingGroup" xmlns:wpi="http://schemas.microsoft.com/office/word/2010/wordprocessingInk" xmlns:wne="http://schemas.microsoft.com/office/word/2006/wordml" xmlns:wps="http://schemas.microsoft.com/office/word/2010/wordprocessingShape" mc:Ignorable="w14 w15 w16se w16cid w16 w16cex w16sdtdh w16sdtfl w16du wp14">
+<w:hdr xmlns:wpc="http://schemas.microsoft.com/office/word/2010/wordprocessingCanvas" xmlns:cx="http://schemas.microsoft.com/office/drawing/2014/chartex" xmlns:cx1="http://schemas.microsoft.com/office/drawing/2015/9/8/chartex" xmlns:cx2="http://schemas.microsoft.com/office/drawing/2015/10/21/chartex" xmlns:cx3="http://schemas.microsoft.com/office/drawing/2016/5/9/chartex" xmlns:cx4="http://schemas.microsoft.com/office/drawing/2016/5/10/chartex" xmlns:cx5="http://schemas.microsoft.com/office/drawing/2016/5/11/chartex" xmlns:cx6="http://schemas.microsoft.com/office/drawing/2016/5/12/chartex" xmlns:cx7="http://schemas.microsoft.com/office/drawing/2016/5/13/chartex" xmlns:cx8="http://schemas.microsoft.com/office/drawing/2016/5/14/chartex" xmlns:mc="http://schemas.openxmlformats.org/markup-compatibility/2006" xmlns:aink="http://schemas.microsoft.com/office/drawing/2016/ink" xmlns:am3d="http://schemas.microsoft.com/office/drawing/2017/model3d" xmlns:o="urn:schemas-microsoft-com:office:office" xmlns:oel="http://schemas.microsoft.com/office/2019/extlst" xmlns:r="http://schemas.openxmlformats.org/officeDocument/2006/relationships" xmlns:m="http://schemas.openxmlformats.org/officeDocument/2006/math" xmlns:v="urn:schemas-microsoft-com:vml" xmlns:wp14="http://schemas.microsoft.com/office/word/2010/wordprocessingDrawing" xmlns:wp="http://schemas.openxmlformats.org/drawingml/2006/wordprocessingDrawing" xmlns:w10="urn:schemas-microsoft-com:office:word" xmlns:w="http://schemas.openxmlformats.org/wordprocessingml/2006/main" xmlns:w14="http://schemas.microsoft.com/office/word/2010/wordml" xmlns:w15="http://schemas.microsoft.com/office/word/2012/wordml" xmlns:w16cex="http://schemas.microsoft.com/office/word/2018/wordml/cex" xmlns:w16cid="http://schemas.microsoft.com/office/word/2016/wordml/cid" xmlns:w16="http://schemas.microsoft.com/office/word/2018/wordml" xmlns:w16sdtdh="http://schemas.microsoft.com/office/word/2020/wordml/sdtdatahash" xmlns:w16se="http://schemas.microsoft.com/office/word/2015/wordml/symex" xmlns:wpg="http://schemas.microsoft.com/office/word/2010/wordprocessingGroup" xmlns:wpi="http://schemas.microsoft.com/office/word/2010/wordprocessingInk" xmlns:wne="http://schemas.microsoft.com/office/word/2006/wordml" xmlns:wps="http://schemas.microsoft.com/office/word/2010/wordprocessingShape" mc:Ignorable="w14 w15 w16se w16cid w16 w16cex w16sdtdh wp14">
   <w:tbl>
     <w:tblPr>
       <w:tblStyle w:val="TableGrid"/>
@@ -1043,7 +1076,7 @@
 </file>
 
 <file path=word/header2.xml><?xml version="1.0" encoding="utf-8"?>
-<w:hdr xmlns:wpc="http://schemas.microsoft.com/office/word/2010/wordprocessingCanvas" xmlns:cx="http://schemas.microsoft.com/office/drawing/2014/chartex" xmlns:cx1="http://schemas.microsoft.com/office/drawing/2015/9/8/chartex" xmlns:cx2="http://schemas.microsoft.com/office/drawing/2015/10/21/chartex" xmlns:cx3="http://schemas.microsoft.com/office/drawing/2016/5/9/chartex" xmlns:cx4="http://schemas.microsoft.com/office/drawing/2016/5/10/chartex" xmlns:cx5="http://schemas.microsoft.com/office/drawing/2016/5/11/chartex" xmlns:cx6="http://schemas.microsoft.com/office/drawing/2016/5/12/chartex" xmlns:cx7="http://schemas.microsoft.com/office/drawing/2016/5/13/chartex" xmlns:cx8="http://schemas.microsoft.com/office/drawing/2016/5/14/chartex" xmlns:mc="http://schemas.openxmlformats.org/markup-compatibility/2006" xmlns:aink="http://schemas.microsoft.com/office/drawing/2016/ink" xmlns:am3d="http://schemas.microsoft.com/office/drawing/2017/model3d" xmlns:o="urn:schemas-microsoft-com:office:office" xmlns:oel="http://schemas.microsoft.com/office/2019/extlst" xmlns:r="http://schemas.openxmlformats.org/officeDocument/2006/relationships" xmlns:m="http://schemas.openxmlformats.org/officeDocument/2006/math" xmlns:v="urn:schemas-microsoft-com:vml" xmlns:wp14="http://schemas.microsoft.com/office/word/2010/wordprocessingDrawing" xmlns:wp="http://schemas.openxmlformats.org/drawingml/2006/wordprocessingDrawing" xmlns:w10="urn:schemas-microsoft-com:office:word" xmlns:w="http://schemas.openxmlformats.org/wordprocessingml/2006/main" xmlns:w14="http://schemas.microsoft.com/office/word/2010/wordml" xmlns:w15="http://schemas.microsoft.com/office/word/2012/wordml" xmlns:w16cex="http://schemas.microsoft.com/office/word/2018/wordml/cex" xmlns:w16cid="http://schemas.microsoft.com/office/word/2016/wordml/cid" xmlns:w16="http://schemas.microsoft.com/office/word/2018/wordml" xmlns:w16du="http://schemas.microsoft.com/office/word/2023/wordml/word16du" xmlns:w16sdtdh="http://schemas.microsoft.com/office/word/2020/wordml/sdtdatahash" xmlns:w16sdtfl="http://schemas.microsoft.com/office/word/2024/wordml/sdtformatlock" xmlns:w16se="http://schemas.microsoft.com/office/word/2015/wordml/symex" xmlns:wpg="http://schemas.microsoft.com/office/word/2010/wordprocessingGroup" xmlns:wpi="http://schemas.microsoft.com/office/word/2010/wordprocessingInk" xmlns:wne="http://schemas.microsoft.com/office/word/2006/wordml" xmlns:wps="http://schemas.microsoft.com/office/word/2010/wordprocessingShape" mc:Ignorable="w14 w15 w16se w16cid w16 w16cex w16sdtdh w16sdtfl w16du wp14">
+<w:hdr xmlns:wpc="http://schemas.microsoft.com/office/word/2010/wordprocessingCanvas" xmlns:cx="http://schemas.microsoft.com/office/drawing/2014/chartex" xmlns:cx1="http://schemas.microsoft.com/office/drawing/2015/9/8/chartex" xmlns:cx2="http://schemas.microsoft.com/office/drawing/2015/10/21/chartex" xmlns:cx3="http://schemas.microsoft.com/office/drawing/2016/5/9/chartex" xmlns:cx4="http://schemas.microsoft.com/office/drawing/2016/5/10/chartex" xmlns:cx5="http://schemas.microsoft.com/office/drawing/2016/5/11/chartex" xmlns:cx6="http://schemas.microsoft.com/office/drawing/2016/5/12/chartex" xmlns:cx7="http://schemas.microsoft.com/office/drawing/2016/5/13/chartex" xmlns:cx8="http://schemas.microsoft.com/office/drawing/2016/5/14/chartex" xmlns:mc="http://schemas.openxmlformats.org/markup-compatibility/2006" xmlns:aink="http://schemas.microsoft.com/office/drawing/2016/ink" xmlns:am3d="http://schemas.microsoft.com/office/drawing/2017/model3d" xmlns:o="urn:schemas-microsoft-com:office:office" xmlns:oel="http://schemas.microsoft.com/office/2019/extlst" xmlns:r="http://schemas.openxmlformats.org/officeDocument/2006/relationships" xmlns:m="http://schemas.openxmlformats.org/officeDocument/2006/math" xmlns:v="urn:schemas-microsoft-com:vml" xmlns:wp14="http://schemas.microsoft.com/office/word/2010/wordprocessingDrawing" xmlns:wp="http://schemas.openxmlformats.org/drawingml/2006/wordprocessingDrawing" xmlns:w10="urn:schemas-microsoft-com:office:word" xmlns:w="http://schemas.openxmlformats.org/wordprocessingml/2006/main" xmlns:w14="http://schemas.microsoft.com/office/word/2010/wordml" xmlns:w15="http://schemas.microsoft.com/office/word/2012/wordml" xmlns:w16cex="http://schemas.microsoft.com/office/word/2018/wordml/cex" xmlns:w16cid="http://schemas.microsoft.com/office/word/2016/wordml/cid" xmlns:w16="http://schemas.microsoft.com/office/word/2018/wordml" xmlns:w16sdtdh="http://schemas.microsoft.com/office/word/2020/wordml/sdtdatahash" xmlns:w16se="http://schemas.microsoft.com/office/word/2015/wordml/symex" xmlns:wpg="http://schemas.microsoft.com/office/word/2010/wordprocessingGroup" xmlns:wpi="http://schemas.microsoft.com/office/word/2010/wordprocessingInk" xmlns:wne="http://schemas.microsoft.com/office/word/2006/wordml" xmlns:wps="http://schemas.microsoft.com/office/word/2010/wordprocessingShape" mc:Ignorable="w14 w15 w16se w16cid w16 w16cex w16sdtdh wp14">
   <w:tbl>
     <w:tblPr>
       <w:tblStyle w:val="TableGrid"/>
@@ -1184,7 +1217,7 @@
 </file>
 
 <file path=word/styles.xml><?xml version="1.0" encoding="utf-8"?>
-<w:styles xmlns:mc="http://schemas.openxmlformats.org/markup-compatibility/2006" xmlns:r="http://schemas.openxmlformats.org/officeDocument/2006/relationships" xmlns:w="http://schemas.openxmlformats.org/wordprocessingml/2006/main" xmlns:w14="http://schemas.microsoft.com/office/word/2010/wordml" xmlns:w15="http://schemas.microsoft.com/office/word/2012/wordml" xmlns:w16cex="http://schemas.microsoft.com/office/word/2018/wordml/cex" xmlns:w16cid="http://schemas.microsoft.com/office/word/2016/wordml/cid" xmlns:w16="http://schemas.microsoft.com/office/word/2018/wordml" xmlns:w16du="http://schemas.microsoft.com/office/word/2023/wordml/word16du" xmlns:w16sdtdh="http://schemas.microsoft.com/office/word/2020/wordml/sdtdatahash" xmlns:w16sdtfl="http://schemas.microsoft.com/office/word/2024/wordml/sdtformatlock" xmlns:w16se="http://schemas.microsoft.com/office/word/2015/wordml/symex" mc:Ignorable="w14 w15 w16se w16cid w16 w16cex w16sdtdh w16sdtfl w16du">
+<w:styles xmlns:mc="http://schemas.openxmlformats.org/markup-compatibility/2006" xmlns:r="http://schemas.openxmlformats.org/officeDocument/2006/relationships" xmlns:w="http://schemas.openxmlformats.org/wordprocessingml/2006/main" xmlns:w14="http://schemas.microsoft.com/office/word/2010/wordml" xmlns:w15="http://schemas.microsoft.com/office/word/2012/wordml" xmlns:w16cex="http://schemas.microsoft.com/office/word/2018/wordml/cex" xmlns:w16cid="http://schemas.microsoft.com/office/word/2016/wordml/cid" xmlns:w16="http://schemas.microsoft.com/office/word/2018/wordml" xmlns:w16sdtdh="http://schemas.microsoft.com/office/word/2020/wordml/sdtdatahash" xmlns:w16se="http://schemas.microsoft.com/office/word/2015/wordml/symex" mc:Ignorable="w14 w15 w16se w16cid w16 w16cex w16sdtdh">
   <w:docDefaults>
     <w:rPrDefault>
       <w:rPr>
@@ -1707,6 +1740,40 @@
 </w:styles>
 </file>
 
+<file path=word/ink/ink1.xml><?xml version="1.0" encoding="utf-8"?>
+<inkml:ink xmlns:inkml="http://www.w3.org/2003/InkML">
+  <inkml:definitions>
+    <inkml:context xml:id="ctx0">
+      <inkml:inkSource xml:id="inkSrc0">
+        <inkml:traceFormat>
+          <inkml:channel name="X" type="integer" min="-2.14748E9" max="2.14748E9" units="cm"/>
+          <inkml:channel name="Y" type="integer" min="-2.14748E9" max="2.14748E9" units="cm"/>
+          <inkml:channel name="F" type="integer" max="32767" units="dev"/>
+        </inkml:traceFormat>
+        <inkml:channelProperties>
+          <inkml:channelProperty channel="X" name="resolution" value="1000" units="1/cm"/>
+          <inkml:channelProperty channel="Y" name="resolution" value="1000" units="1/cm"/>
+          <inkml:channelProperty channel="F" name="resolution" value="0" units="1/dev"/>
+        </inkml:channelProperties>
+      </inkml:inkSource>
+      <inkml:timestamp xml:id="ts0" timeString="2026-09-21T08:19:06.456"/>
+    </inkml:context>
+    <inkml:brush xml:id="br0">
+      <inkml:brushProperty name="width" value="0.035" units="cm"/>
+      <inkml:brushProperty name="height" value="0.035" units="cm"/>
+    </inkml:brush>
+  </inkml:definitions>
+  <inkml:trace contextRef="#ctx0" brushRef="#br0">618 454 4545,'0'0'10878,"-17"-11"-10303,6 4-482,-4-3 347,-1 0-1,0 1 1,0 0-1,-1 2 1,0 0 0,-27-7-1,14 7 325,23 4-717,1 1 1,-1 0-1,1 1 1,-1 0-1,0 0 1,1 0-1,-1 1 1,0 0-1,1 0 1,-1 1-1,0 0 1,0 0-1,1 0 1,-1 1-1,1 0 1,-10 4-1,7 1 22,-1 0-1,1 0 0,0 1 1,1 0-1,0 0 1,0 1-1,1 0 1,-6 11-1,-53 91 536,43-68-382,2-2 1,2 1 1,1 0 0,3 1-1,2 1 1,1 0 0,2 1-1,3 0 1,1 1 0,1 87-1,5-127-217,0 0 1,0 0-1,1-1 0,0 1 0,0 0 1,0 0-1,1-1 0,0 1 1,0-1-1,0 1 0,1-1 0,0 0 1,0 0-1,0 0 0,0-1 0,1 1 1,0-1-1,5 5 0,-1-3-12,0 0-1,1 0 1,-1-1-1,1 0 1,1-1 0,-1 0-1,0-1 1,1 0-1,18 4 1,10-2 13,1-1 0,79-3 0,-65-1 33,-45 0-36,-1 0 0,0-1 0,1 0-1,-1 0 1,1-1 0,-1 0 0,0 0 0,0-1-1,0 0 1,0 0 0,-1 0 0,1-1 0,7-5-1,-6 2 5,0 0 0,-1-1-1,0 1 1,0-1-1,-1-1 1,0 1-1,-1-1 1,10-18 0,62-110-182,-45 74-35,-16 35 174,-2 0 1,-1-2-1,13-45 0,-23 66-11,-1 1 0,1-1 0,1 1 0,-1 0 0,1 0 0,1 1 0,0-1 0,0 1 0,10-11 0,-13 16 28,-1 0 0,1 0 0,0 0 0,0 1 1,0-1-1,0 1 0,0 0 0,1-1 0,-1 1 0,0 0 0,1 0 1,-1 1-1,1-1 0,-1 0 0,1 1 0,-1-1 0,1 1 0,-1 0 1,1 0-1,-1 0 0,1 0 0,-1 0 0,1 1 0,-1-1 0,1 1 1,-1 0-1,1-1 0,-1 1 0,0 0 0,1 1 0,-1-1 0,0 0 1,0 1-1,0-1 0,0 1 0,0-1 0,3 4 0,2 3 41,-1 1 0,0-1 1,0 1-1,-1 0 0,0 0 0,-1 1 0,0 0 0,0-1 0,-1 1 0,0 1 1,-1-1-1,0 0 0,-1 0 0,1 16 0,-4-30-22,0 0 1,0 1-1,-1-1 1,0 0-1,1 1 1,-1 0-1,0-1 1,0 1-1,-1 0 1,-5-4-1,2 2 0,0-2-9,-1 1 0,1 1 0,-1 0 0,0 0 0,-1 0 0,1 1 0,-1 0 0,0 0-1,0 1 1,0 1 0,-18-4 0,21 6-13,-1-1 1,1 1-1,-1 0 0,0 1 1,1-1-1,-1 1 0,1 1 1,-1-1-1,1 1 0,0 0 1,-1 1-1,1-1 0,0 1 1,1 0-1,-1 1 0,0 0 1,-8 7-1,-7 7 16,0 2 0,2 1 0,0 0 0,-21 32 0,33-42 17,0 1 0,1 0 0,0 0 0,0 1 0,2 0 0,0 0 0,0 0 0,1 0 0,1 0 0,0 1 0,0 18 0,1 3 42,0-17 1,1 0 0,0 0 0,1 0 0,2 0 0,4 23 1,-5-36-49,-1 0 0,1-1-1,0 1 1,1-1 0,-1 1 0,1-1 0,-1 0 0,1 0 0,0 0 0,1-1 0,-1 1 0,1-1 0,-1 0 0,1 1 0,0-2 0,0 1 0,1 0 0,-1-1 0,1 0 0,-1 0 0,1 0 0,-1-1-1,1 1 1,9 0 0,-8 0-4,1-1 0,-1-1-1,1 1 1,0-1 0,-1-1-1,1 1 1,0-1 0,-1 0-1,1 0 1,-1-1-1,1 0 1,-1 0 0,0 0-1,11-7 1,-9 4 6,1-1 0,-1-1 0,-1 1-1,1-1 1,-1 0 0,0-1 0,0 0 0,9-16 0,-2-1-21,-1 0 1,-1-1-1,-2-1 1,0 0-1,-2 0 1,6-35-1,-4-1-376,-2-1-1,-1-88 0,-7 151 176,1 3 151,-1 0 0,1 0 0,-1 1 0,0-1 0,0 0 0,0 1 0,0-1 0,0 0 0,0 0 0,-1 5 0,0 1 7,-11 251 547,13-255-488,-1-1-1,1 1 1,0 0 0,1 0 0,-1 0 0,1-1 0,-1 1-1,1-1 1,0 1 0,0-1 0,1 0 0,-1 0 0,1 0-1,0 0 1,3 3 0,-4-4-8,0 0-1,0 0 1,0-1-1,0 1 1,0-1-1,0 1 1,0-1-1,0 0 1,1 0-1,-1 0 1,0 0-1,1 0 1,-1-1 0,1 1-1,-1-1 1,1 1-1,-1-1 1,1 0-1,-1 0 1,1 0-1,-1 0 1,1-1-1,-1 1 1,1-1-1,3-1 1,-3-2 21,1 0 1,-1 0-1,0 0 1,0-1-1,-1 1 1,1-1-1,-1 0 1,0 0-1,-1 0 1,1 0-1,-1 0 0,0 0 1,1-9-1,1 2 6,2-13-2,-4 16-17,1 0 0,0 0 0,0 1 1,1-1-1,0 0 0,8-13 0,-11 16-26,0 5 20,0 1 0,0 0-1,0-1 1,0 1 0,0-1-1,0 1 1,0-1-1,0 1 1,0-1 0,1 1-1,-1-1 1,0 1 0,0-1-1,0 1 1,0-1 0,1 1-1,-1 0 1,0-1 0,1 1-1,-1-1 1,0 1 0,0 0-1,1-1 1,-1 1 0,1 0-1,-1 0 1,0-1 0,1 1-1,-1 0 1,1 0-1,-1-1 1,1 1 0,-1 0-1,0 0 1,1 0 0,-1 0-1,1 0 1,-1 0 0,2 0-1,2-2-33,1 2-1,-1-1 0,1 0 1,0 1-1,-1 0 0,1 0 1,-1 0-1,7 1 0,-8 0 53,0 0 0,0-1-1,0 0 1,0 1-1,0-1 1,0 0 0,0-1-1,0 1 1,0-1-1,0 1 1,0-1-1,0 0 1,0 0 0,0 0-1,0 0 1,-1-1-1,5-2 1,38-24 15,-43 28-18,34 5-369,5 41 464,-40-45 37,-3-26 119,0 19-258,0 1 0,0 0 0,-1 0 0,0 1 0,0-1 0,0 1 0,-1-1 0,1 1 0,-1 0 0,0 0 0,0 1 0,-1-1-1,1 1 1,-1 0 0,1 0 0,-1 0 0,0 1 0,-7-3 0,5 2-27,-1 0 1,0 1-1,-1 0 0,1 0 0,0 1 1,0 0-1,-1 0 0,1 1 1,0 0-1,-1 0 0,-15 4 0,13 0 8,1 0 0,0 0 0,1 1 0,-1 0 0,1 1 0,0 0 0,0 0 0,1 1 0,0 0 0,-8 9 0,-7 8 115,2 2 0,-19 27 0,32-42-67,1 1 1,1 0-1,-1 0 0,2 0 1,0 1-1,0-1 0,1 1 1,1 0-1,0 1 0,1-1 1,1 0-1,-1 1 1,2-1-1,0 1 0,4 26 1,-2-36-24,0 1 0,0-1 0,0 1 0,1-1 0,-1 0 0,1 0 0,0 0 0,0 0 0,1-1 0,-1 1 0,1-1 0,0 0 0,0 0 1,0 0-1,0 0 0,0-1 0,1 0 0,5 3 0,3 0-1,-1 0 1,2 0-1,-1-2 0,1 1 1,18 1-1,-19-3-1,0-1 1,0-1-1,1 0 1,-1-1-1,0 0 0,0-1 1,0 0-1,0-1 0,16-6 1,-20 5-6,-1 0 1,0 0-1,0-1 1,0-1-1,-1 1 0,1-1 1,-2 0-1,1-1 1,0 0-1,-1 0 1,-1 0-1,1-1 0,-1 1 1,4-10-1,-1 0 2,-2-1 0,0 0 0,0 0 0,-2 0-1,0 0 1,-2-1 0,0 1 0,0-1 0,-4-36 0,2 43 2,0 11-9,1-1 0,-1 1 0,0 0 0,0-1 0,0 1 0,0 0 0,0 0 0,0-1 0,-1 1 0,1 0 1,0-1-1,-1 1 0,1 0 0,-1 0 0,1-1 0,-1 1 0,0 0 0,1 0 0,-1 0 0,0 0 0,0 0 0,0 0 0,0 0 1,0 0-1,0 0 0,0 0 0,0 1 0,0-1 0,0 0 0,-2 0 0,-8-5-41,10 5-2,0-2-23,-1 0 84,1 0 0,-1 0 0,0 1 0,0-1 0,0 0 0,0 1 0,-1 0 0,1-1 0,0 1-1,-1 0 1,0 0 0,0 1 0,1-1 0,-7-2 0,8 4 83,4 9-51,3-5-42,-1-1-1,1 0 1,-1 0 0,1 0 0,0-1 0,0 0 0,0 0 0,1 0-1,-1-1 1,0 0 0,1 0 0,-1-1 0,0 0 0,1 0 0,6-1-1,-8 1 0,1 0-1,0-1 1,-1 0-1,1 0 1,-1 0-1,1-1 0,-1 0 1,0 0-1,1 0 1,-1-1-1,0 1 1,-1-1-1,1 0 0,0-1 1,-1 1-1,0-1 1,6-6-1,-4-1 3,0 0-1,0-1 0,-1 0 1,-1 0-1,0 0 1,0-1-1,-2 0 0,1 1 1,-2-1-1,1 0 1,-2 0-1,-1-23 0,1 35-98,0 25-246,-12 452 1996,12-471-1650,-1 0 0,2 0 0,-1 0 0,1 0 0,-1 0 1,1 0-1,1 0 0,-1 0 0,1 0 0,0-1 0,0 1 0,0 0 0,0-1 0,1 0 0,0 1 0,6 6 0,-5-8-12,0 0 0,1 0 0,-1-1 0,0 1 0,1-1 0,0 0 0,-1 0 0,1-1-1,0 1 1,0-1 0,0 0 0,0 0 0,0-1 0,0 0 0,0 0 0,0 0 0,6-1-1,-6 0 7,0 0 0,0 0 0,0-1 0,1 0-1,-2 0 1,1 0 0,0-1 0,0 0 0,-1 0-1,1 0 1,-1 0 0,0 0 0,0-1-1,0 0 1,-1 0 0,1 0 0,-1 0 0,4-8-1,6-7 42,-2-2-1,0 1 0,8-24 1,-8 14-27,-1 0 0,-2-1 0,-1 0 1,-2 0-1,-1 0 0,-1-1 0,-2-39 0,-1 71-36,0 16-239,-3 23 282,-1-1-1,-2 0 1,-18 63-1,-5 25 301,29-121-291,-8 31 107,8-35-131,0 0 0,0 0 0,0 0 0,-1 1 1,1-1-1,0 0 0,-1 0 0,1 0 1,-1 0-1,1 0 0,-1 0 0,0 0 0,1-1 1,-1 1-1,0 0 0,1 0 0,-1 0 1,0-1-1,0 1 0,0 0 0,0-1 0,-2 2 1,2-2 161,1-43-196,-1 17 15,0 0-1,2 0 1,1 0-1,1 0 0,1 0 1,1 1-1,11-32 1,-14 53 10,8-24-169,2 1 0,0 0 0,2 1 0,27-39 0,-40 64 154,-1 0 0,1 0 0,-1 0 0,1 0 0,0 0 0,0 0 0,-1 0 0,1 1 0,0-1 0,0 0-1,0 0 1,0 1 0,0-1 0,0 0 0,0 1 0,0-1 0,0 1 0,0 0 0,0-1 0,0 1 0,0 0 0,1-1 0,-1 1 0,0 0 0,0 0 0,0 0 0,0 0 0,1 0 0,-1 1 0,0-1 0,0 0 0,0 0 0,0 1 0,0-1 0,0 1 0,0-1 0,0 1 0,0-1 0,0 1 0,0-1 0,0 1 0,0 0-1,0 0 1,0 0 0,0-1 0,-1 1 0,1 0 0,0 0 0,-1 0 0,2 2 0,2 5 15,0 0 1,0 0-1,-1 1 0,0-1 0,2 10 1,2 21 20,-2 1 1,-2 0 0,-1 0-1,-5 56 1,1-8 98,2-84 50,-1-28-127,-3-255-516,8 246 358,1-1-1,2 1 1,1 1-1,2 0 1,1 0-1,30-60 1,-37 84 104,-4 7 3,0 0 0,0 1 1,0-1-1,1 0 0,-1 0 0,0 1 0,1-1 0,-1 0 0,0 0 0,1 1 1,-1-1-1,1 1 0,-1-1 0,1 0 0,-1 1 0,1-1 0,0 1 0,-1-1 1,1 1-1,0-1 0,-1 1 0,1 0 0,0-1 0,-1 1 0,1 0 1,0 0-1,0-1 0,0 1 0,-1 0 0,1 0 0,0 0 0,0 0 0,-1 0 1,1 0-1,0 0 0,0 0 0,0 0 0,-1 1 0,1-1 0,0 0 0,0 0 1,-1 1-1,1-1 0,0 0 0,-1 1 0,1-1 0,0 1 0,-1-1 0,1 1 1,0-1-1,-1 1 0,1-1 0,-1 1 0,1 0 0,-1-1 0,1 2 0,3 3-11,-1 0 0,1 0-1,-1 0 1,-1 0 0,1 0-1,2 6 1,21 86 146,16 116-1,-26-121-65,12 100 393,-26-147 33,-2-44-382,2-1-216,3 0 113,-1 0 0,0-1 0,0 1 0,1-1 1,-1 0-1,0 0 0,0 0 0,0-1 0,0 1 0,0-1 0,-1 0 0,1 0 0,0 0 0,-1-1 0,0 1 0,1-1 0,-1 0 0,0 0 0,4-4 0,0-4 14,0-1 0,0 1 0,-1-1 0,8-20-1,3-6-7,20-37 11,-4-1 0,-2-2 0,-5-1 0,-2-1 0,20-132 0,-30 122-19,1-3-3,5-152 1,-20 113-47,0 130 26,0 6-130,-3 27 149,0-1 0,-2 0 0,-1-1 0,-11 33 0,-10 54 91,0 52 213,-65 309 1233,52-274-1094,35-172-376,5-27-54,0 0 1,-1 0-1,1 0 0,-1 0 0,0 0 0,0 0 0,0 0 0,-1-1 0,1 1 0,-1 0 0,0-1 0,0 1 0,-3 3 1,-3 22 129,3-12-120,1 1 1,1-1 0,0 0-1,1 1 1,1 22 0,1-39 112,0-18-206,0 14 65,-1-21 2,2 0-1,0 0 1,1 1 0,1-1 0,13-45-1,-2 30-174,2 1-1,2 0 1,1 1-1,2 1 1,1 1-1,2 0 1,1 2-1,2 1 1,51-47-1,-43 55-159,-17 18 181,-17 6 154,-1 0 0,1 1 1,-1-1-1,0 0 1,1 0-1,-1 0 1,1 0-1,-1 1 1,0-1-1,1 0 0,-1 0 1,0 1-1,1-1 1,-1 0-1,0 1 1,1-1-1,-1 0 1,0 1-1,0-1 1,1 0-1,-1 1 0,0-1 1,0 1-1,0-1 1,0 1-1,0-1 1,1 0-1,-1 1 1,0-1-1,0 1 0,0-1 1,0 1-1,0-1 1,0 0-1,-1 2 1,2 72 61,0 14 175,-15 135 0,8-167 283,0 88-1,11-142-574,0-3 52,-1 1-1,0-1 1,0-1 0,0 1 0,0-1-1,0 1 1,0-1 0,-1 0 0,1 0-1,-1-1 1,1 1 0,5-7-1,45-45 123,-37 36-68,6-5-11,323-364-106,-335 375 61,-2 0 0,0 0 0,0-1 0,-1 0 0,-1-1 0,0 1 0,-1-2 0,0 1 0,-1-1 0,-1 1 0,0-1 0,-1-1 0,1-23 0,-4 38 7,0 1-1,0-1 0,0 1 1,0-1-1,0 1 0,0-1 1,0 1-1,0-1 1,0 0-1,0 1 0,0-1 1,-1 1-1,1-1 0,0 1 1,0-1-1,-1 1 0,1 0 1,0-1-1,-1 1 1,1-1-1,0 1 0,-1 0 1,1-1-1,-1 1 0,1 0 1,-1-1-1,1 1 0,-1 0 1,1 0-1,-1-1 1,1 1-1,-1 0 0,0 0 1,-22 3-77,-24 23-5,27-10 78,0 2 0,1 1 1,1 0-1,1 1 0,0 1 0,2 0 0,-14 25 0,6-4 9,2 1 0,2 1 0,-15 49 1,27-68-1,2 1 0,1 0 1,1 1-1,1-1 0,2 34 1,0-58-3,0 1 0,0-1 0,1 0 1,-1 0-1,0 0 0,1 0 1,0 0-1,-1 0 0,1 0 0,0 0 1,0 0-1,0 0 0,0-1 1,1 1-1,-1 0 0,0-1 0,1 1 1,-1 0-1,4 1 0,-1 0-2,1 0-1,-1 0 0,1-1 1,0 0-1,0 0 0,0 0 1,0-1-1,5 2 1,14 0-18,-1 0 0,45-2 0,-52-1 17,-3 0-111,-1 0-1,1 0 0,0-1 1,0-1-1,0-1 1,-1 1-1,1-2 1,-1 0-1,0 0 0,0-1 1,0-1-1,-1 0 1,1 0-1,-2-1 1,1-1-1,-1 0 0,0 0 1,0-1-1,-1 0 1,11-15-1,-5 6-1765,-1-1-1,15-25 1,6-36-9747</inkml:trace>
+  <inkml:trace contextRef="#ctx0" brushRef="#br0" timeOffset="2074.94">1496 536 1648,'0'0'9606,"3"-2"-8468,-1 0-777,-1 0 0,1-1 0,-1 1 1,1 0-1,-1-1 0,0 1 0,0-1 0,0 1 0,0-1 0,0 1 0,0-1 1,-1 0-1,0 0 0,1 1 0,-1-1 0,0 0 0,0 0 0,0 1 0,-1-4 1,1 0-941,1 30 726,0-16-65,-1 0 0,0 0 1,0 0-1,-1 0 0,0 0 0,0 0 0,0 0 0,-1-1 0,-5 13 0,10-27-153,1 0 1,0 0-1,0 1 0,1-1 0,0 1 0,0 0 0,10-9 1,-8 8 61,-1 0 1,1 0 0,-1-1 0,0 0-1,5-9 1,-10 15-11,-16 12-122,9-6 166,1 0 0,0 0 0,0 0 0,0 1 0,0 0 0,1 0-1,0 0 1,0 1 0,0-1 0,1 1 0,0 0 0,-5 11 0,5-5 18,0 0 0,0 1 0,1-1 0,0 1 0,1-1 0,1 15 1,22-79 150,-20 35-151,-1-1-1,-2-28 1,1 12-336,-23 53-80,22-18 371,-15 21 63,15-22-56,1 1-1,-1-1 1,0 1-1,1 0 1,-1-1-1,0 1 1,1-1-1,-1 1 1,0-1-1,1 0 1,-1 1-1,0-1 1,0 0-1,0 1 0,1-1 1,-1 0-1,0 0 1,0 0-1,0 0 1,0 1-1,0-1 1,1-1-1,-1 1 1,0 0-1,0 0 1,0 0-1,0 0 1,1 0-1,-1-1 1,-1 0-1,1 1-23,1-1 0,0 1 0,-1 0 0,1-1 0,-1 1 0,1-1 0,0 0 0,0 1 0,-1-1 0,1 1 0,0-1 0,0 1 0,0-1 0,0 1 0,-1-1 0,1 0 0,0 1 0,0-1 0,0 1 0,0-1 0,0 0 0,1 1 0,-1-1 0,0 1 0,0-1 0,0 0 0,0 1 0,1-1 0,-1 1 0,0-1 0,1 0-1,-1 1 27,1-1 0,-1 1 0,0 0 0,0 0 0,1-1-1,-1 1 1,0 0 0,0 0 0,0-1 0,0 1 0,0 0-1,1-1 1,-1 1 0,0 0 0,0 0 0,0-1 0,0 1-1,0 0 1,0-1 0,0 1 0,0 0 0,0-1 0,0 1-1,0 0 1,0-1 0,0 1 0,0 0 0,0-1 0,-1 1-1,1 0 1,0 0 0,0-1 0,0 1 0,0 0-1,0-1 1,-1 1 0,1 0 0,0 0 0,0 0 0,-1-1-1,1 1 1,0 0 0,0 0 0,-1 0 0,1-1 0,0 1-1,0 0 1,-1 0 0,1 0 0,0 0 0,-1 0 0,1 0-1,0 0 1,-1 0 0,1 0 0,0 0 0,-1 0 0,1 0-1,0 0 1,-1 0 0,1 0 0,-1 0 12,-1 0 0,1 1 0,0-1 0,0 0 0,0 1-1,0-1 1,-1 1 0,1 0 0,0-1 0,0 1 0,0 0 0,0 0 0,0-1 0,0 1 0,1 0 0,-1 0 0,0 0 0,0 0 0,1 0 0,-1 0-1,0 1 1,1-1 0,-1 0 0,1 0 0,0 0 0,-1 0 0,1 1 0,0-1 0,0 0 0,0 2 0,-5 58 351,5-58-427,8-6 14,-4 0 69,0-1-1,0 0 1,0 0-1,0 0 1,-1 0 0,0-1-1,0 0 1,0 1-1,-1-1 1,1 0-1,-1 0 1,2-6-1,-1-1-6,0 1-1,0-1 1,-1 1-1,0-1 1,0-19-1,-2 30-129,-3 30-42,-13 15 372,12-34-150,0 0 1,0 1-1,1-1 1,1 1 0,-1-1-1,0 22 1,18-34-137,-5-5 107,-1-1 0,1 0 0,-1 0-1,-1 0 1,1-1 0,-2-1 0,1 1 0,-1-1 0,-1-1 0,8-13 0,-16 20-21,-8 6-12,8-1-3,1 0 0,-1 0 0,0 0-1,1 0 1,-1 0 0,0 0 0,1 0 0,0 0-1,-1 1 1,1-1 0,0 1 0,-2 2 0,-1 6 1,1 1 0,0 0 0,1 0 0,0 0 0,1 0 1,0 1-1,0-1 0,2 0 0,1 13 0,-1 12 129,-1-34-121,-1 0 1,1 0-1,1 0 0,-1 0 1,0-1-1,0 1 0,1 0 1,-1 0-1,1 0 0,-1-1 1,1 1-1,0 0 0,0-1 1,2 4-1,-3-5-7,1 1 0,-1-1 0,1 1 0,0-1 0,-1 1 0,1-1 0,-1 0 0,1 1 0,0-1 0,0 0 0,-1 0 0,1 0 0,0 1 0,0-1 0,-1 0 0,1 0-1,0 0 1,-1 0 0,1 0 0,0 0 0,0-1 0,-1 1 0,1 0 0,1-1 0,1 0 6,0-1-1,0 1 1,0-1 0,0 0-1,-1 0 1,1 0-1,-1 0 1,1-1-1,-1 1 1,0-1 0,0 0-1,0 1 1,0-1-1,3-6 1,2-7 46,0 0 0,-1-1 0,0 0 0,-2 0 0,0-1 0,3-34 1,-7 51-13,-9 12 453,-81 81 324,83-84-776,6-7-133</inkml:trace>
+  <inkml:trace contextRef="#ctx0" brushRef="#br0" timeOffset="3658.16">4096 494 2689,'0'0'8932,"-2"-20"-8368,1-5-365,0 10-2,0 0 0,-1 0-1,0 0 1,-7-20 0,8 32 24,-1-1-1,1 1 0,-1 0 1,0 0-1,0 0 0,-1 0 1,1 0-1,0 1 1,-1-1-1,0 1 0,0-1 1,0 1-1,0 0 0,0 0 1,0 0-1,0 1 0,0-1 1,-1 1-1,1 0 1,-1-1-1,1 2 0,-1-1 1,0 0-1,1 1 0,-8-1 1,6 1-88,-1-1 0,0 1 1,1 0-1,-1 1 0,1-1 0,-1 1 1,1 0-1,-1 1 0,1-1 0,0 1 1,0 0-1,0 0 0,0 1 0,0-1 1,0 1-1,-8 7 0,-45 65 568,29-34-379,-15 20 213,2 2 0,3 2-1,-34 78 1,56-106-376,3 1 0,0 1 1,3 0-1,1 1 0,2 0 0,2 1 1,-1 59-1,6-75-125,1-11-20,-1 0 0,2 0 0,0 0-1,6 28 1,-6-38-14,1-1 1,-1 1-1,1-1 0,-1 1 1,1-1-1,0 0 0,0 0 1,1 0-1,-1 0 0,1 0 1,-1 0-1,1-1 0,0 1 1,0-1-1,0 0 0,0 1 1,0-1-1,1-1 0,-1 1 1,1-1-1,-1 1 0,7 1 1,4 0 0,-1-1 1,1 0 0,0-1 0,-1-1 0,1 0 0,0 0-1,0-2 1,-1 1 0,1-2 0,-1 0 0,0-1 0,0 0-1,0 0 1,0-2 0,-1 0 0,1 0 0,-2-1 0,21-15-1,1-4 10,-1-2 0,-1-1 0,-1-1 0,45-61 0,-44 50-153,-2-1 1,-2-1-1,-1-1 1,27-68-1,-43 87 88,-2 1 0,0-1 0,-2-1-1,-1 1 1,-1-1 0,-1 0 0,-1 0-1,-1 0 1,-2 0 0,-5-41 0,5 61 56,0 0 1,-1 0 0,0 1 0,0-1-1,0 0 1,-1 1 0,0-1 0,0 1-1,0 0 1,-1 0 0,1 0 0,-1 1-1,0-1 1,-1 1 0,1 0 0,-1 0-1,0 0 1,-6-3 0,1 1 13,-1 1-1,0 0 1,0 1-1,-1 0 1,1 1 0,-1 0-1,0 1 1,-22-1 0,8 2 25,1 1 1,-1 1 0,1 2 0,0 1 0,-1 0 0,2 2-1,-1 1 1,-27 11 0,24-3-7,0 0 0,2 2 0,0 1 0,-40 36 0,62-52-133,0 1 1,0 1 0,0-1-1,1 0 1,-1 1 0,1 0-1,0 0 1,0 0 0,0 0-1,0 0 1,1 1 0,0-1-1,0 1 1,0 0-1,0 0 1,1-1 0,-1 1-1,0 9 1,2-14 97,0 0-154,0 1-1,0-1 1,0 1 0,0 0-1,0-1 1,0 1 0,0-1-1,0 1 1,0-1-1,0 1 1,0 0 0,0-1-1,0 1 1,0-1 0,1 1-1,-1-1 1,0 1 0,0-1-1,1 1 1,-1-1 0,0 1-1,1-1 1,-1 1-1,1-1 1,-1 0 0,0 1-1,1-1 1,-1 0 0,1 1-1,-1-1 1,1 0 0,-1 1-1,1-1 1,0 0 0,44 3-10071</inkml:trace>
+  <inkml:trace contextRef="#ctx0" brushRef="#br0" timeOffset="4168.3">4581 366 6681,'0'0'16132,"-66"160"-15092,43-108-24,-1-4-184,12-4-399,-6-12-289,0-8-144,18-8-617,-18-12-1527,-6-4-3105,6 0-7194</inkml:trace>
+  <inkml:trace contextRef="#ctx0" brushRef="#br0" timeOffset="4610.16">4999 389 2721,'0'0'15547,"-101"236"-14875,71-140-64,-6 5-96,12-1-200,0-12-112,0 4-120,24-27-80,0-25-744,0-28-1416</inkml:trace>
+  <inkml:trace contextRef="#ctx0" brushRef="#br0" timeOffset="5118.96">4514 445 10418,'0'0'7679,"4"-14"-7063,-1 5-481,-3 5-68,1 0-1,0 0 0,0 0 1,1 0-1,-1 0 0,1 0 1,0 0-1,0 0 0,0 1 1,0-1-1,0 1 0,1 0 1,0 0-1,0 0 0,0 0 1,0 0-1,0 0 0,0 1 1,1-1-1,-1 1 0,1 0 1,0 0-1,4-1 0,132-50 1094,120-38-636,-224 81-492,1 2 1,0 1-1,0 2 0,1 1 1,46 3-1,-82 1-16,-1 0 1,1 0-1,-1 0 0,1 0 1,0 1-1,-1-1 0,1 1 0,-1-1 1,1 1-1,-1 0 0,1 0 1,-1-1-1,1 1 0,-1 0 1,0 0-1,0 0 0,1 0 1,-1 1-1,0-1 0,0 0 0,0 0 1,0 1-1,0-1 0,-1 1 1,1-1-1,0 1 0,-1-1 1,1 1-1,-1-1 0,1 1 0,-1-1 1,0 1-1,1 1 0,-1 2 90,0-1 1,0 1-1,0-1 0,-1 0 0,1 1 0,-1-1 0,0 0 0,0 1 0,-1-1 0,1 0 1,-1 0-1,-3 6 0,-1-2 154,0 0 1,-1 0-1,0 0 0,0-1 1,-1 0-1,-14 11 0,-62 37 1299,70-47-1331,-322 174 3433,330-179-3616,-11 6 90,-39 21 162,54-29-289,-1 0 1,1 1 0,0-1-1,0 1 1,1-1-1,-1 1 1,0 0 0,1 0-1,-1 0 1,1 0-1,-1 0 1,1 0 0,0 0-1,0 0 1,0 1 0,0-1-1,0 0 1,0 1-1,0 3 1,1-6-10,0 1 1,0 0-1,0 0 0,0-1 1,0 1-1,0 0 1,1 0-1,-1-1 0,0 1 1,0 0-1,1 0 0,-1-1 1,0 1-1,1 0 1,-1-1-1,1 1 0,-1-1 1,0 1-1,1 0 0,0-1 1,-1 1-1,1-1 1,-1 1-1,1-1 0,0 0 1,-1 1-1,2 0 1,17 6-15,-1-1 0,1-1 1,0 0-1,23 2 0,-6-1-26,-28-4 32,73 14-170,107 35 0,-165-43 153,-1 0-1,-1 2 1,0 0 0,0 1 0,-1 2-1,0 0 1,-1 1 0,-1 0 0,29 30-1,-42-36 29,0-1 0,0 1-1,0 0 1,-1 0 0,0 1-1,-1-1 1,0 1 0,0 0-1,-1 0 1,0 0-1,0 0 1,-1 0 0,-1 0-1,1 0 1,-2 12 0,0-10 9,0 1 0,-1-1 1,0 1-1,0-1 1,-2 0-1,1 0 0,-1 0 1,-1-1-1,0 1 0,0-1 1,-14 19-1,-27 21 111,-2-2 0,-3-2-1,-56 40 1,32-27 27,-67 55 131,-258 157-1,397-270-293,-13 9 32,-1-1-1,0-1 1,-33 11-1,46-18-50,1 0-1,-1 0 0,1 0 1,-1 0-1,1-1 0,-1 1 1,0-1-1,1 0 0,-1 0 1,0-1-1,1 1 1,-1-1-1,0 0 0,1 1 1,-1-2-1,1 1 0,0 0 1,-1-1-1,1 1 0,0-1 1,0 0-1,0 0 0,0 0 1,0-1-1,0 1 0,-4-6 1,3 2-408,1 0 1,0 0-1,0 0 0,0-1 1,1 1-1,0-1 1,-2-8-1,-5-56-7353</inkml:trace>
+  <inkml:trace contextRef="#ctx0" brushRef="#br0" timeOffset="7689.46">5778 526 3177,'0'0'13669,"-6"1"-12743,2-1-775,0 0 0,0 0 0,0 1 0,0-1 0,0 1 1,0 0-1,1 0 0,-1 1 0,0-1 0,1 1 0,-1 0 0,1 0 0,-1 0 1,1 0-1,0 1 0,0-1 0,0 1 0,0 0 0,0 0 0,1 0 0,-4 5 1,5-6-20,-1 0 0,1 1 0,-1-1 0,1 0 0,-1 0 0,0 0 0,0 0 0,0 0 0,0 0 0,0 0 1,0-1-1,0 1 0,-1-1 0,1 0 0,0 0 0,-1 0 0,1 0 0,-4 1 0,4 0-18,-1 0-1,1 1 0,0-1 1,0 1-1,0-1 0,0 1 1,0 0-1,0 0 0,1-1 1,-1 1-1,1 0 0,0 1 1,0-1-1,0 0 0,-1 6 1,-8 19 192,-21 50 779,-25 94 1,40-120-894,-66 204 765,81-254-934,0 0-1,0 0 1,0 0-1,0 0 1,0 0-1,0-1 1,0 1-1,0 0 1,-1-1-1,1 1 1,-1-1-1,-1 2 1,2-3-20,1 1 1,-1-1 0,1 0 0,-1 0 0,1 0 0,-1 0 0,1 1 0,0-1 0,-1 0 0,1 0-1,-1 0 1,1 0 0,-1 0 0,1 0 0,-1 0 0,1 0 0,-1 0 0,1-1 0,-1 1 0,1 0 0,-1 0-1,1 0 1,0 0 0,-1-1 0,1 1 0,-1 0 0,1 0 0,0-1 0,-1 1 0,1 0 0,0-1-1,-1 1 1,1-1 0,0 1 0,-1 0 0,1-1 0,0 1 0,0-1 0,0 1 0,-1 0 0,1-1-1,0 1 1,0-1 0,0 1 0,0-1 0,0 1 0,0-1 0,0 1 0,0-1 0,0 1 0,0-1-1,0 1 1,0-1 0,0 1 0,0-1 0,1 0 0,-5-50-172,5-60 1,1 37-7,1 16-102,2 1 1,24-104-1,-4 36-140,-25 121 347,1-1 1,0 0-1,0 0 1,0 0-1,1 1 1,0-1 0,0 1-1,0-1 1,3-3-1,-3 6-8,-1 0-1,1 1 0,0-1 0,0 0 1,0 1-1,0 0 0,0 0 0,0-1 1,0 1-1,0 0 0,1 1 0,-1-1 1,0 0-1,1 1 0,-1-1 0,0 1 1,1 0-1,-1 0 0,5 0 0,-5 1 70,-1 0 0,0-1-1,1 1 1,-1 0-1,0 0 1,0 0-1,0 1 1,0-1-1,0 0 1,0 0 0,0 1-1,0-1 1,0 0-1,-1 1 1,1-1-1,-1 1 1,1-1-1,-1 1 1,1-1 0,-1 1-1,0-1 1,0 1-1,0-1 1,0 1-1,0-1 1,0 1 0,0 2-1,-1 67 50,0-49 5,1 155 684,0-177-730,0 0 0,0 1 1,0-1-1,0 0 1,0 1-1,1-1 0,-1 0 1,0 0-1,0 1 0,0-1 1,0 0-1,0 0 1,0 1-1,0-1 0,1 0 1,-1 0-1,0 1 1,0-1-1,0 0 0,1 0 1,-1 1-1,0-1 1,0 0-1,1 0 0,-1 0 1,0 0-1,0 0 1,1 1-1,-1-1 0,0 0 1,1 0-1,-1 0 0,0 0 1,0 0-1,1 0 1,-1 0-1,0 0 0,1 0 1,-1 0-1,0 0 1,0 0-1,1 0 0,-1 0 1,0 0-1,1 0 1,-1 0-1,0-1 0,0 1 1,1 0-1,-1 0 1,0 0-1,0 0 0,1-1 1,-1 1-1,14-9 25,-2-2-24,-1-1 0,0-1-1,-1 0 1,0 0 0,-1-1-1,-1 0 1,0-1 0,-1 1-1,-1-2 1,5-15-1,-3 10-295,1 1 0,0 0 0,1 1 0,1 0 0,15-19 0,-16 31-83,-6 13 294,-4 22 279,0-20-165,0 218 630,0-224-659,0-1 0,1 1 0,-1 0 1,0-1-1,1 1 0,-1-1 0,1 1 0,0-1 0,-1 0 0,1 1 1,0-1-1,0 1 0,0-1 0,0 0 0,0 0 0,2 2 0,-2-2 5,0 0-1,0 0 1,0 0-1,0 0 0,-1 0 1,1 0-1,0 0 0,-1 0 1,1 0-1,0 0 0,-1 0 1,0 1-1,1-1 1,-1 0-1,1 3 0,1-4 8,0 0-1,0 0 1,-1 0-1,1-1 1,0 1-1,0 0 0,0-1 1,0 0-1,0 1 1,-1-1-1,1 0 1,0 0-1,-1 0 1,4-2-1,25-39 167,-30 42-159,13-32 38,8-3-48,-13 6 67,40-83-157,-27 44 57,-17 53 29,-1-1-2,-2 24-42,1 38 308,-1-25-164,-1 1-1,0 0 1,-2-1-1,-6 34 1,-13 66 666,10-44-273,-8 35 96,6 1-1,1 124 1,27-240-665,-2-6 62,1-1 1,-1 0 0,0-1 0,-1 0-1,11-14 1,55-72 1,-63 77-8,16-20-44,-1-1 0,-3-1 1,-1-1-1,34-81 0,-51 97 89,11-28-894,18-77 0,-32 72-82,-11 59 894,-1 2 47,0 0-1,0 0 0,1 1 1,-1-1-1,1 1 0,-1 0 0,1 1 1,0 0-1,0-1 0,0 2 1,0-1-1,0 0 0,1 1 1,-1 0-1,1 0 0,-5 7 1,-10 12 53,-33 49 1,41-52 0,0-1 0,1 1-1,2 1 1,0 0 0,1 0 0,1 0-1,0 1 1,-1 25 0,0 22 708,4 89 1,3-115-403,0-41-357,0-1 1,0 1-1,1-1 0,-1 0 1,0 1-1,0-1 1,1 0-1,-1 1 0,1-1 1,-1 0-1,1 1 1,0-1-1,0 0 0,-1 0 1,1 0-1,0 0 1,0 1-1,0-1 0,0-1 1,0 1-1,0 0 1,0 0-1,1 0 0,-1 0 1,0-1-1,0 1 1,1-1-1,-1 1 0,0-1 1,1 1-1,-1-1 1,0 0-1,1 0 0,-1 1 1,1-1-1,-1 0 1,1 0-1,-1 0 0,0-1 1,1 1-1,2-1 1,2 0-9,0 0 0,0 0 0,0-1 1,0 0-1,0 0 0,0 0 0,0-1 0,9-6 1,5-7 12,-1-2 1,-1 0 0,0-1-1,-2 0 1,26-39 0,65-110-175,-61 92 57,-33 52 33,2 0-1,0 1 0,2 0 1,32-34-1,-47 55 1448,-2 40-625,0-7-626,2 28 230,-4-1 0,-1 1 0,-3 0 1,-15 57-1,-45 107 610,66-252-986,0 0-1,2-1 1,2 1 0,0 0 0,2 0-1,15-46 1,17-23-273,3 2 0,5 1 1,91-139-1,-133 228 280,1 0-1,1 0 1,-1 0-1,1 1 1,-1 0-1,10-6 1,-14 10 19,0 0 0,0 0 0,0 1 0,0-1 0,1 0 0,-1 1 0,0-1 0,0 1-1,0-1 1,1 1 0,-1-1 0,0 1 0,1 0 0,-1 0 0,0 0 0,1 0 0,-1 0 0,0 0 0,0 0 0,1 0 0,-1 0 0,0 1 0,1-1 0,-1 0 0,0 1 0,0-1 0,1 1 0,-1 0 0,0-1 0,0 1 0,0 0 0,0 0 0,0-1 0,0 1 0,0 0 0,0 0 0,0 0 0,-1 0 0,1 0 0,0 1 0,0-1 0,-1 0 0,1 0 0,-1 0 0,1 1 0,0 1 0,5 18 4,0-1 0,-2 1 0,0 0 0,2 39 1,-7 94 77,0-68-47,1 27 104,0-11-476,0-39-2800,0-104-2878,0-11-5890</inkml:trace>
+  <inkml:trace contextRef="#ctx0" brushRef="#br0" timeOffset="8753.77">5951 396 3209,'0'0'9270,"0"-10"-9084,0-48 126,0 9 3052,0 54-3100,-1-1 0,-1 0-1,1 0 1,0 1 0,-1-1 0,0 0 0,0-1 0,0 1 0,-5 6 0,-6 13 550,3 6 450,-10 54 0,14-52-869,11-44-371,0 1 1,1-1 0,1 1-1,12-17 1,-13 21-56,0 0 1,0 0 0,-1-1-1,0 0 1,-1 0 0,0-1-1,-1 1 1,1-1 0,-2 0-1,1 1 1,0-16-1,-3 23-62,0 5-115,0 1 214,-1 0 0,0 0 0,0 0 0,-1 0 0,1 0 0,-1-1 0,0 1 0,0 0 0,0-1 1,0 0-1,-1 1 0,1-1 0,-5 4 0,4-4-233,0 0 1,0 1 0,0 0-1,0-1 1,1 1-1,0 0 1,0 0 0,0 0-1,0 0 1,0 0 0,1 1-1,0-1 1,-1 9-1</inkml:trace>
+</inkml:ink>
+</file>
+
 <file path=word/theme/theme1.xml><?xml version="1.0" encoding="utf-8"?>
 <a:theme xmlns:a="http://schemas.openxmlformats.org/drawingml/2006/main" name="Office Theme">
   <a:themeElements>
